--- a/semestre 2/desenvolvimento de carreira/template_portfolio_desenvolvimento_de_carreira (1).docx
+++ b/semestre 2/desenvolvimento de carreira/template_portfolio_desenvolvimento_de_carreira (1).docx
@@ -140,7 +140,7 @@
                 <w:color w:val="4A5568"/>
                 <w:sz w:val="21"/>
               </w:rPr>
-              <w:t>[Preencher]</w:t>
+              <w:t>2° U</w:t>
             </w:r>
           </w:p>
         </w:tc>
@@ -190,7 +190,7 @@
                 <w:color w:val="4A5568"/>
                 <w:sz w:val="21"/>
               </w:rPr>
-              <w:t>[Preencher]</w:t>
+              <w:t>Primeiro</w:t>
             </w:r>
           </w:p>
         </w:tc>
@@ -240,7 +240,23 @@
                 <w:color w:val="4A5568"/>
                 <w:sz w:val="21"/>
               </w:rPr>
-              <w:t>[Preencher]</w:t>
+              <w:t xml:space="preserve">Gustavo </w:t>
+            </w:r>
+            <w:proofErr w:type="spellStart"/>
+            <w:r>
+              <w:rPr>
+                <w:color w:val="4A5568"/>
+                <w:sz w:val="21"/>
+              </w:rPr>
+              <w:t>Palkowski</w:t>
+            </w:r>
+            <w:proofErr w:type="spellEnd"/>
+            <w:r>
+              <w:rPr>
+                <w:color w:val="4A5568"/>
+                <w:sz w:val="21"/>
+              </w:rPr>
+              <w:t xml:space="preserve"> Camargo</w:t>
             </w:r>
           </w:p>
         </w:tc>
@@ -290,7 +306,14 @@
                 <w:color w:val="4A5568"/>
                 <w:sz w:val="21"/>
               </w:rPr>
-              <w:t>[Preencher]</w:t>
+              <w:t>Marina</w:t>
+            </w:r>
+            <w:r>
+              <w:rPr>
+                <w:color w:val="4A5568"/>
+                <w:sz w:val="21"/>
+              </w:rPr>
+              <w:t xml:space="preserve"> de Lara</w:t>
             </w:r>
           </w:p>
         </w:tc>
@@ -380,7 +403,15 @@
           <w:color w:val="7A5C00"/>
           <w:sz w:val="20"/>
         </w:rPr>
-        <w:t xml:space="preserve">Observação: </w:t>
+        <w:t>O</w:t>
+      </w:r>
+      <w:r>
+        <w:rPr>
+          <w:b/>
+          <w:color w:val="7A5C00"/>
+          <w:sz w:val="20"/>
+        </w:rPr>
+        <w:t xml:space="preserve">bservação: </w:t>
       </w:r>
       <w:r>
         <w:rPr>
@@ -1387,6 +1418,1015 @@
               </w:rPr>
               <w:br/>
             </w:r>
+            <w:r>
+              <w:t>Ocupações no mercado de trabalho e trilhas a desenvolver na área de TI</w:t>
+            </w:r>
+          </w:p>
+        </w:tc>
+      </w:tr>
+      <w:tr>
+        <w:trPr>
+          <w:jc w:val="center"/>
+        </w:trPr>
+        <w:tc>
+          <w:tcPr>
+            <w:tcW w:w="9298" w:type="dxa"/>
+            <w:shd w:val="clear" w:color="auto" w:fill="FFFFFF"/>
+            <w:tcMar>
+              <w:top w:w="120" w:type="dxa"/>
+              <w:left w:w="160" w:type="dxa"/>
+              <w:bottom w:w="120" w:type="dxa"/>
+              <w:right w:w="160" w:type="dxa"/>
+            </w:tcMar>
+          </w:tcPr>
+          <w:p>
+            <w:r>
+              <w:rPr>
+                <w:b/>
+                <w:color w:val="203040"/>
+                <w:sz w:val="21"/>
+              </w:rPr>
+              <w:t>Data</w:t>
+            </w:r>
+            <w:r>
+              <w:rPr>
+                <w:b/>
+                <w:color w:val="203040"/>
+                <w:sz w:val="21"/>
+              </w:rPr>
+              <w:br/>
+            </w:r>
+            <w:r>
+              <w:rPr>
+                <w:i/>
+                <w:color w:val="6B7280"/>
+                <w:sz w:val="20"/>
+              </w:rPr>
+              <w:t>18</w:t>
+            </w:r>
+            <w:r>
+              <w:rPr>
+                <w:i/>
+                <w:color w:val="6B7280"/>
+                <w:sz w:val="20"/>
+              </w:rPr>
+              <w:t>/03/2026</w:t>
+            </w:r>
+          </w:p>
+        </w:tc>
+      </w:tr>
+      <w:tr>
+        <w:trPr>
+          <w:jc w:val="center"/>
+        </w:trPr>
+        <w:tc>
+          <w:tcPr>
+            <w:tcW w:w="9298" w:type="dxa"/>
+            <w:shd w:val="clear" w:color="auto" w:fill="FBFCFD"/>
+            <w:tcMar>
+              <w:top w:w="120" w:type="dxa"/>
+              <w:left w:w="160" w:type="dxa"/>
+              <w:bottom w:w="120" w:type="dxa"/>
+              <w:right w:w="160" w:type="dxa"/>
+            </w:tcMar>
+          </w:tcPr>
+          <w:p>
+            <w:r>
+              <w:rPr>
+                <w:b/>
+                <w:color w:val="203040"/>
+                <w:sz w:val="21"/>
+              </w:rPr>
+              <w:lastRenderedPageBreak/>
+              <w:t>Descrição da atividade</w:t>
+            </w:r>
+            <w:r>
+              <w:rPr>
+                <w:b/>
+                <w:color w:val="203040"/>
+                <w:sz w:val="21"/>
+              </w:rPr>
+              <w:br/>
+            </w:r>
+            <w:r>
+              <w:t>Nesta atividade, foi realizada uma pesquisa sobre diferentes carreiras dentro da área de Tecnologia da Informação, com o objetivo de compreender melhor as funções, habilidades e caminhos profissionais existentes no mercado. Foram escolhidas três carreiras de interesse, analisando suas principais responsabilidades, competências técnicas e comportamentais exigidas, além das certificações, cursos e experiências recomendadas para seguir cada trajetória profissional. Também foi feita uma reflexão pessoal sobre os motivos que tornam essas áreas atrativas para meu futuro profissional.</w:t>
+            </w:r>
+          </w:p>
+        </w:tc>
+      </w:tr>
+      <w:tr>
+        <w:trPr>
+          <w:jc w:val="center"/>
+        </w:trPr>
+        <w:tc>
+          <w:tcPr>
+            <w:tcW w:w="9298" w:type="dxa"/>
+            <w:shd w:val="clear" w:color="auto" w:fill="FFFFFF"/>
+            <w:tcMar>
+              <w:top w:w="120" w:type="dxa"/>
+              <w:left w:w="160" w:type="dxa"/>
+              <w:bottom w:w="120" w:type="dxa"/>
+              <w:right w:w="160" w:type="dxa"/>
+            </w:tcMar>
+          </w:tcPr>
+          <w:p>
+            <w:r>
+              <w:rPr>
+                <w:b/>
+                <w:color w:val="203040"/>
+                <w:sz w:val="21"/>
+              </w:rPr>
+              <w:t>Evidência</w:t>
+            </w:r>
+            <w:r>
+              <w:rPr>
+                <w:b/>
+                <w:color w:val="203040"/>
+                <w:sz w:val="21"/>
+              </w:rPr>
+              <w:br/>
+            </w:r>
+            <w:r>
+              <w:rPr>
+                <w:i/>
+                <w:color w:val="6B7280"/>
+                <w:sz w:val="20"/>
+              </w:rPr>
+              <w:object w:dxaOrig="1520" w:dyaOrig="987" w14:anchorId="63533919">
+                <v:shapetype id="_x0000_t75" coordsize="21600,21600" o:spt="75" o:preferrelative="t" path="m@4@5l@4@11@9@11@9@5xe" filled="f" stroked="f">
+                  <v:stroke joinstyle="miter"/>
+                  <v:formulas>
+                    <v:f eqn="if lineDrawn pixelLineWidth 0"/>
+                    <v:f eqn="sum @0 1 0"/>
+                    <v:f eqn="sum 0 0 @1"/>
+                    <v:f eqn="prod @2 1 2"/>
+                    <v:f eqn="prod @3 21600 pixelWidth"/>
+                    <v:f eqn="prod @3 21600 pixelHeight"/>
+                    <v:f eqn="sum @0 0 1"/>
+                    <v:f eqn="prod @6 1 2"/>
+                    <v:f eqn="prod @7 21600 pixelWidth"/>
+                    <v:f eqn="sum @8 21600 0"/>
+                    <v:f eqn="prod @7 21600 pixelHeight"/>
+                    <v:f eqn="sum @10 21600 0"/>
+                  </v:formulas>
+                  <v:path o:extrusionok="f" gradientshapeok="t" o:connecttype="rect"/>
+                  <o:lock v:ext="edit" aspectratio="t"/>
+                </v:shapetype>
+                <v:shape id="_x0000_i1025" type="#_x0000_t75" style="width:78pt;height:48pt" o:ole="">
+                  <v:imagedata r:id="rId8" o:title=""/>
+                </v:shape>
+                <o:OLEObject Type="Embed" ProgID="Package" ShapeID="_x0000_i1025" DrawAspect="Icon" ObjectID="_1840977900" r:id="rId9"/>
+              </w:object>
+            </w:r>
+          </w:p>
+        </w:tc>
+      </w:tr>
+      <w:tr>
+        <w:trPr>
+          <w:jc w:val="center"/>
+        </w:trPr>
+        <w:tc>
+          <w:tcPr>
+            <w:tcW w:w="9298" w:type="dxa"/>
+            <w:shd w:val="clear" w:color="auto" w:fill="FBFCFD"/>
+            <w:tcMar>
+              <w:top w:w="120" w:type="dxa"/>
+              <w:left w:w="160" w:type="dxa"/>
+              <w:bottom w:w="120" w:type="dxa"/>
+              <w:right w:w="160" w:type="dxa"/>
+            </w:tcMar>
+          </w:tcPr>
+          <w:p>
+            <w:r>
+              <w:rPr>
+                <w:b/>
+                <w:color w:val="203040"/>
+                <w:sz w:val="21"/>
+              </w:rPr>
+              <w:t>Reflexão</w:t>
+            </w:r>
+            <w:r>
+              <w:rPr>
+                <w:b/>
+                <w:color w:val="203040"/>
+                <w:sz w:val="21"/>
+              </w:rPr>
+              <w:br/>
+            </w:r>
+            <w:r>
+              <w:t>Essa atividade foi importante porque me permitiu conhecer melhor as diferentes possibilidades de atuação dentro da área de TI. Muitas vezes pensamos apenas em programação, mas a pesquisa mostrou que o mercado oferece diversas carreiras com funções e objetivos diferentes, exigindo habilidades específicas para cada área.</w:t>
+            </w:r>
+          </w:p>
+          <w:p>
+            <w:r>
+              <w:t>Com essa experiência, aprendi que o desenvolvimento profissional na tecnologia exige aprendizado contínuo, prática e atualização constante. Além das habilidades técnicas, também percebi a importância das soft skills, como comunicação, trabalho em equipe e capacidade de resolver problemas.</w:t>
+            </w:r>
+          </w:p>
+          <w:p>
+            <w:r>
+              <w:t>A atividade contribuiu para minha formação ao ajudar a visualizar caminhos que posso seguir durante a graduação e quais competências preciso desenvolver desde agora. Também me ajudou a refletir sobre quais áreas mais combinam com meus interesses e objetivos profissionais.</w:t>
+            </w:r>
+          </w:p>
+          <w:p>
+            <w:r>
+              <w:t>Além disso, percebi que o mercado de tecnologia é bastante amplo e competitivo, valorizando profissionais que buscam conhecimento continuamente e possuem iniciativa para construir experiência prática por meio de projetos, cursos e certificações.</w:t>
+            </w:r>
+          </w:p>
+        </w:tc>
+      </w:tr>
+      <w:tr>
+        <w:trPr>
+          <w:jc w:val="center"/>
+        </w:trPr>
+        <w:tc>
+          <w:tcPr>
+            <w:tcW w:w="9298" w:type="dxa"/>
+            <w:shd w:val="clear" w:color="auto" w:fill="FFFFFF"/>
+            <w:tcMar>
+              <w:top w:w="120" w:type="dxa"/>
+              <w:left w:w="160" w:type="dxa"/>
+              <w:bottom w:w="120" w:type="dxa"/>
+              <w:right w:w="160" w:type="dxa"/>
+            </w:tcMar>
+          </w:tcPr>
+          <w:p>
+            <w:r>
+              <w:rPr>
+                <w:b/>
+                <w:color w:val="203040"/>
+                <w:sz w:val="21"/>
+              </w:rPr>
+              <w:t>Observações opcionais</w:t>
+            </w:r>
+            <w:r>
+              <w:rPr>
+                <w:b/>
+                <w:color w:val="203040"/>
+                <w:sz w:val="21"/>
+              </w:rPr>
+              <w:br/>
+            </w:r>
+            <w:proofErr w:type="gramStart"/>
+            <w:r>
+              <w:rPr>
+                <w:i/>
+                <w:color w:val="6B7280"/>
+                <w:sz w:val="20"/>
+              </w:rPr>
+              <w:t>[Use</w:t>
+            </w:r>
+            <w:proofErr w:type="gramEnd"/>
+            <w:r>
+              <w:rPr>
+                <w:i/>
+                <w:color w:val="6B7280"/>
+                <w:sz w:val="20"/>
+              </w:rPr>
+              <w:t xml:space="preserve"> este espaço se quiser registrar dificuldades, resultados ou desdobramentos.]</w:t>
+            </w:r>
+          </w:p>
+        </w:tc>
+      </w:tr>
+    </w:tbl>
+    <w:p/>
+    <w:p>
+      <w:pPr>
+        <w:spacing w:before="80" w:after="120"/>
+      </w:pPr>
+      <w:r>
+        <w:rPr>
+          <w:b/>
+          <w:color w:val="1F4E79"/>
+          <w:sz w:val="24"/>
+        </w:rPr>
+        <w:t xml:space="preserve">Atividade </w:t>
+      </w:r>
+      <w:r>
+        <w:rPr>
+          <w:b/>
+          <w:color w:val="1F4E79"/>
+          <w:sz w:val="24"/>
+        </w:rPr>
+        <w:t>2</w:t>
+      </w:r>
+    </w:p>
+    <w:tbl>
+      <w:tblPr>
+        <w:tblW w:w="0" w:type="auto"/>
+        <w:jc w:val="center"/>
+        <w:tblBorders>
+          <w:top w:val="single" w:sz="8" w:space="0" w:color="C9D7E5"/>
+          <w:left w:val="single" w:sz="8" w:space="0" w:color="C9D7E5"/>
+          <w:bottom w:val="single" w:sz="8" w:space="0" w:color="C9D7E5"/>
+          <w:right w:val="single" w:sz="8" w:space="0" w:color="C9D7E5"/>
+          <w:insideH w:val="single" w:sz="8" w:space="0" w:color="C9D7E5"/>
+          <w:insideV w:val="single" w:sz="8" w:space="0" w:color="C9D7E5"/>
+        </w:tblBorders>
+        <w:tblLayout w:type="fixed"/>
+        <w:tblLook w:val="04A0" w:firstRow="1" w:lastRow="0" w:firstColumn="1" w:lastColumn="0" w:noHBand="0" w:noVBand="1"/>
+      </w:tblPr>
+      <w:tblGrid>
+        <w:gridCol w:w="9298"/>
+      </w:tblGrid>
+      <w:tr>
+        <w:trPr>
+          <w:jc w:val="center"/>
+        </w:trPr>
+        <w:tc>
+          <w:tcPr>
+            <w:tcW w:w="9298" w:type="dxa"/>
+            <w:shd w:val="clear" w:color="auto" w:fill="FBFCFD"/>
+            <w:tcMar>
+              <w:top w:w="120" w:type="dxa"/>
+              <w:left w:w="160" w:type="dxa"/>
+              <w:bottom w:w="120" w:type="dxa"/>
+              <w:right w:w="160" w:type="dxa"/>
+            </w:tcMar>
+          </w:tcPr>
+          <w:p>
+            <w:pPr>
+              <w:rPr>
+                <w:b/>
+                <w:color w:val="203040"/>
+                <w:sz w:val="21"/>
+              </w:rPr>
+            </w:pPr>
+            <w:r>
+              <w:rPr>
+                <w:b/>
+                <w:color w:val="203040"/>
+                <w:sz w:val="21"/>
+              </w:rPr>
+              <w:t>Título da atividade</w:t>
+            </w:r>
+          </w:p>
+          <w:p>
+            <w:pPr>
+              <w:rPr>
+                <w:rFonts w:ascii="Arial" w:hAnsi="Arial" w:cs="Arial"/>
+                <w:bCs/>
+              </w:rPr>
+            </w:pPr>
+            <w:r>
+              <w:rPr>
+                <w:rFonts w:ascii="Arial" w:hAnsi="Arial" w:cs="Arial"/>
+                <w:bCs/>
+                <w:color w:val="203040"/>
+                <w:sz w:val="21"/>
+              </w:rPr>
+              <w:t>Aplicando TI em outras áreas</w:t>
+            </w:r>
+          </w:p>
+        </w:tc>
+      </w:tr>
+      <w:tr>
+        <w:trPr>
+          <w:jc w:val="center"/>
+        </w:trPr>
+        <w:tc>
+          <w:tcPr>
+            <w:tcW w:w="9298" w:type="dxa"/>
+            <w:shd w:val="clear" w:color="auto" w:fill="FFFFFF"/>
+            <w:tcMar>
+              <w:top w:w="120" w:type="dxa"/>
+              <w:left w:w="160" w:type="dxa"/>
+              <w:bottom w:w="120" w:type="dxa"/>
+              <w:right w:w="160" w:type="dxa"/>
+            </w:tcMar>
+          </w:tcPr>
+          <w:p>
+            <w:pPr>
+              <w:rPr>
+                <w:b/>
+                <w:color w:val="203040"/>
+                <w:sz w:val="21"/>
+              </w:rPr>
+            </w:pPr>
+            <w:r>
+              <w:rPr>
+                <w:b/>
+                <w:color w:val="203040"/>
+                <w:sz w:val="21"/>
+              </w:rPr>
+              <w:t>Data</w:t>
+            </w:r>
+            <w:r>
+              <w:rPr>
+                <w:b/>
+                <w:color w:val="203040"/>
+                <w:sz w:val="21"/>
+              </w:rPr>
+              <w:br/>
+            </w:r>
+            <w:r>
+              <w:rPr>
+                <w:i/>
+                <w:color w:val="6B7280"/>
+                <w:sz w:val="20"/>
+              </w:rPr>
+              <w:lastRenderedPageBreak/>
+              <w:t>25/03</w:t>
+            </w:r>
+            <w:r>
+              <w:rPr>
+                <w:i/>
+                <w:color w:val="6B7280"/>
+                <w:sz w:val="20"/>
+              </w:rPr>
+              <w:t>/2026</w:t>
+            </w:r>
+          </w:p>
+        </w:tc>
+      </w:tr>
+      <w:tr>
+        <w:trPr>
+          <w:jc w:val="center"/>
+        </w:trPr>
+        <w:tc>
+          <w:tcPr>
+            <w:tcW w:w="9298" w:type="dxa"/>
+            <w:shd w:val="clear" w:color="auto" w:fill="FBFCFD"/>
+            <w:tcMar>
+              <w:top w:w="120" w:type="dxa"/>
+              <w:left w:w="160" w:type="dxa"/>
+              <w:bottom w:w="120" w:type="dxa"/>
+              <w:right w:w="160" w:type="dxa"/>
+            </w:tcMar>
+          </w:tcPr>
+          <w:p>
+            <w:r>
+              <w:rPr>
+                <w:b/>
+                <w:color w:val="203040"/>
+                <w:sz w:val="21"/>
+              </w:rPr>
+              <w:lastRenderedPageBreak/>
+              <w:t>Descrição da atividade</w:t>
+            </w:r>
+            <w:r>
+              <w:rPr>
+                <w:b/>
+                <w:color w:val="203040"/>
+                <w:sz w:val="21"/>
+              </w:rPr>
+              <w:br/>
+            </w:r>
+            <w:r>
+              <w:t>Nesta atividade, foi realizada uma discussão em grupo com foco em identificar problemas presentes em diferentes áreas e pensar em possíveis soluções utilizando tecnologia da informação. O grupo levantou um ou dois problemas enfrentados em determinadas áreas e realizou um brainstorm com diversas ideias de soluções computacionais que poderiam ajudar a resolver ou melhorar essas situações. Ao final, foram registradas as principais ideias e propostas discutidas pelo grupo.</w:t>
+            </w:r>
+          </w:p>
+        </w:tc>
+      </w:tr>
+      <w:tr>
+        <w:trPr>
+          <w:jc w:val="center"/>
+        </w:trPr>
+        <w:tc>
+          <w:tcPr>
+            <w:tcW w:w="9298" w:type="dxa"/>
+            <w:shd w:val="clear" w:color="auto" w:fill="FFFFFF"/>
+            <w:tcMar>
+              <w:top w:w="120" w:type="dxa"/>
+              <w:left w:w="160" w:type="dxa"/>
+              <w:bottom w:w="120" w:type="dxa"/>
+              <w:right w:w="160" w:type="dxa"/>
+            </w:tcMar>
+          </w:tcPr>
+          <w:p>
+            <w:r>
+              <w:rPr>
+                <w:b/>
+                <w:color w:val="203040"/>
+                <w:sz w:val="21"/>
+              </w:rPr>
+              <w:t>Evidência</w:t>
+            </w:r>
+            <w:r>
+              <w:rPr>
+                <w:b/>
+                <w:color w:val="203040"/>
+                <w:sz w:val="21"/>
+              </w:rPr>
+              <w:br/>
+            </w:r>
+            <w:r>
+              <w:rPr>
+                <w:i/>
+                <w:color w:val="6B7280"/>
+                <w:sz w:val="20"/>
+              </w:rPr>
+              <w:object w:dxaOrig="1520" w:dyaOrig="987" w14:anchorId="5DF374C8">
+                <v:shape id="_x0000_i1029" type="#_x0000_t75" style="width:78pt;height:48pt" o:ole="">
+                  <v:imagedata r:id="rId10" o:title=""/>
+                </v:shape>
+                <o:OLEObject Type="Embed" ProgID="Package" ShapeID="_x0000_i1029" DrawAspect="Icon" ObjectID="_1840977901" r:id="rId11"/>
+              </w:object>
+            </w:r>
+          </w:p>
+        </w:tc>
+      </w:tr>
+      <w:tr>
+        <w:trPr>
+          <w:jc w:val="center"/>
+        </w:trPr>
+        <w:tc>
+          <w:tcPr>
+            <w:tcW w:w="9298" w:type="dxa"/>
+            <w:shd w:val="clear" w:color="auto" w:fill="FBFCFD"/>
+            <w:tcMar>
+              <w:top w:w="120" w:type="dxa"/>
+              <w:left w:w="160" w:type="dxa"/>
+              <w:bottom w:w="120" w:type="dxa"/>
+              <w:right w:w="160" w:type="dxa"/>
+            </w:tcMar>
+          </w:tcPr>
+          <w:p>
+            <w:r>
+              <w:rPr>
+                <w:b/>
+                <w:color w:val="203040"/>
+                <w:sz w:val="21"/>
+              </w:rPr>
+              <w:t>Reflexão</w:t>
+            </w:r>
+            <w:r>
+              <w:rPr>
+                <w:b/>
+                <w:color w:val="203040"/>
+                <w:sz w:val="21"/>
+              </w:rPr>
+              <w:br/>
+            </w:r>
+            <w:r>
+              <w:t>Essa atividade foi importante porque mostrou como a área de TI pode ser aplicada para resolver problemas reais em diferentes contextos. Durante a discussão, percebi que a tecnologia não está ligada apenas ao desenvolvimento de sistemas, mas também à criação de soluções que podem melhorar processos, organização e comunicação em diversas áreas.</w:t>
+            </w:r>
+          </w:p>
+          <w:p>
+            <w:r>
+              <w:t>Com essa experiência, aprendi a importância do trabalho em equipe e do brainstorm para gerar ideias criativas e analisar diferentes possibilidades de solução. Também percebi que muitas vezes um problema pode ter várias soluções tecnológicas possíveis, dependendo das necessidades e limitações existentes.</w:t>
+            </w:r>
+          </w:p>
+          <w:p>
+            <w:r>
+              <w:t>A atividade contribuiu para minha formação ao desenvolver meu raciocínio lógico, criatividade e visão sobre o impacto da tecnologia no mercado e na sociedade. Além disso, ajudou a entender melhor como profissionais de TI precisam analisar problemas antes de criar soluções eficientes.</w:t>
+            </w:r>
+          </w:p>
+          <w:p>
+            <w:r>
+              <w:t>Também percebi que a comunicação e a troca de ideias são fundamentais no desenvolvimento de projetos, já que diferentes pontos de vista podem contribuir para soluções mais completas e inovadoras.</w:t>
+            </w:r>
+          </w:p>
+        </w:tc>
+      </w:tr>
+      <w:tr>
+        <w:trPr>
+          <w:jc w:val="center"/>
+        </w:trPr>
+        <w:tc>
+          <w:tcPr>
+            <w:tcW w:w="9298" w:type="dxa"/>
+            <w:shd w:val="clear" w:color="auto" w:fill="FFFFFF"/>
+            <w:tcMar>
+              <w:top w:w="120" w:type="dxa"/>
+              <w:left w:w="160" w:type="dxa"/>
+              <w:bottom w:w="120" w:type="dxa"/>
+              <w:right w:w="160" w:type="dxa"/>
+            </w:tcMar>
+          </w:tcPr>
+          <w:p>
+            <w:r>
+              <w:rPr>
+                <w:b/>
+                <w:color w:val="203040"/>
+                <w:sz w:val="21"/>
+              </w:rPr>
+              <w:t>Observações opcionais</w:t>
+            </w:r>
+            <w:r>
+              <w:rPr>
+                <w:b/>
+                <w:color w:val="203040"/>
+                <w:sz w:val="21"/>
+              </w:rPr>
+              <w:br/>
+            </w:r>
+            <w:proofErr w:type="gramStart"/>
+            <w:r>
+              <w:rPr>
+                <w:i/>
+                <w:color w:val="6B7280"/>
+                <w:sz w:val="20"/>
+              </w:rPr>
+              <w:t>[Use</w:t>
+            </w:r>
+            <w:proofErr w:type="gramEnd"/>
+            <w:r>
+              <w:rPr>
+                <w:i/>
+                <w:color w:val="6B7280"/>
+                <w:sz w:val="20"/>
+              </w:rPr>
+              <w:t xml:space="preserve"> este espaço se quiser registrar dificuldades, resultados ou desdobramentos.]</w:t>
+            </w:r>
+          </w:p>
+        </w:tc>
+      </w:tr>
+    </w:tbl>
+    <w:p/>
+    <w:p>
+      <w:pPr>
+        <w:spacing w:before="80" w:after="120"/>
+      </w:pPr>
+      <w:r>
+        <w:rPr>
+          <w:b/>
+          <w:color w:val="1F4E79"/>
+          <w:sz w:val="24"/>
+        </w:rPr>
+        <w:t xml:space="preserve">Atividade </w:t>
+      </w:r>
+      <w:r>
+        <w:rPr>
+          <w:b/>
+          <w:color w:val="1F4E79"/>
+          <w:sz w:val="24"/>
+        </w:rPr>
+        <w:t>3</w:t>
+      </w:r>
+    </w:p>
+    <w:tbl>
+      <w:tblPr>
+        <w:tblW w:w="0" w:type="auto"/>
+        <w:jc w:val="center"/>
+        <w:tblBorders>
+          <w:top w:val="single" w:sz="8" w:space="0" w:color="C9D7E5"/>
+          <w:left w:val="single" w:sz="8" w:space="0" w:color="C9D7E5"/>
+          <w:bottom w:val="single" w:sz="8" w:space="0" w:color="C9D7E5"/>
+          <w:right w:val="single" w:sz="8" w:space="0" w:color="C9D7E5"/>
+          <w:insideH w:val="single" w:sz="8" w:space="0" w:color="C9D7E5"/>
+          <w:insideV w:val="single" w:sz="8" w:space="0" w:color="C9D7E5"/>
+        </w:tblBorders>
+        <w:tblLayout w:type="fixed"/>
+        <w:tblLook w:val="04A0" w:firstRow="1" w:lastRow="0" w:firstColumn="1" w:lastColumn="0" w:noHBand="0" w:noVBand="1"/>
+      </w:tblPr>
+      <w:tblGrid>
+        <w:gridCol w:w="9298"/>
+      </w:tblGrid>
+      <w:tr>
+        <w:trPr>
+          <w:jc w:val="center"/>
+        </w:trPr>
+        <w:tc>
+          <w:tcPr>
+            <w:tcW w:w="9298" w:type="dxa"/>
+            <w:shd w:val="clear" w:color="auto" w:fill="FBFCFD"/>
+            <w:tcMar>
+              <w:top w:w="120" w:type="dxa"/>
+              <w:left w:w="160" w:type="dxa"/>
+              <w:bottom w:w="120" w:type="dxa"/>
+              <w:right w:w="160" w:type="dxa"/>
+            </w:tcMar>
+          </w:tcPr>
+          <w:p>
+            <w:r>
+              <w:rPr>
+                <w:b/>
+                <w:color w:val="203040"/>
+                <w:sz w:val="21"/>
+              </w:rPr>
+              <w:t>Título da atividade</w:t>
+            </w:r>
+            <w:r>
+              <w:rPr>
+                <w:b/>
+                <w:color w:val="203040"/>
+                <w:sz w:val="21"/>
+              </w:rPr>
+              <w:br/>
+            </w:r>
+            <w:r>
+              <w:t>Criação e atualização de perfil profissional e portfólio acadêmico</w:t>
+            </w:r>
+          </w:p>
+        </w:tc>
+      </w:tr>
+      <w:tr>
+        <w:trPr>
+          <w:jc w:val="center"/>
+        </w:trPr>
+        <w:tc>
+          <w:tcPr>
+            <w:tcW w:w="9298" w:type="dxa"/>
+            <w:shd w:val="clear" w:color="auto" w:fill="FFFFFF"/>
+            <w:tcMar>
+              <w:top w:w="120" w:type="dxa"/>
+              <w:left w:w="160" w:type="dxa"/>
+              <w:bottom w:w="120" w:type="dxa"/>
+              <w:right w:w="160" w:type="dxa"/>
+            </w:tcMar>
+          </w:tcPr>
+          <w:p>
+            <w:pPr>
+              <w:rPr>
+                <w:b/>
+                <w:color w:val="203040"/>
+                <w:sz w:val="21"/>
+              </w:rPr>
+            </w:pPr>
+            <w:r>
+              <w:rPr>
+                <w:b/>
+                <w:color w:val="203040"/>
+                <w:sz w:val="21"/>
+              </w:rPr>
+              <w:t>Data</w:t>
+            </w:r>
+            <w:r>
+              <w:rPr>
+                <w:b/>
+                <w:color w:val="203040"/>
+                <w:sz w:val="21"/>
+              </w:rPr>
+              <w:br/>
+            </w:r>
+            <w:r>
+              <w:rPr>
+                <w:b/>
+                <w:color w:val="203040"/>
+                <w:sz w:val="21"/>
+              </w:rPr>
+              <w:lastRenderedPageBreak/>
+              <w:t>15/04/2026</w:t>
+            </w:r>
+          </w:p>
+        </w:tc>
+      </w:tr>
+      <w:tr>
+        <w:trPr>
+          <w:jc w:val="center"/>
+        </w:trPr>
+        <w:tc>
+          <w:tcPr>
+            <w:tcW w:w="9298" w:type="dxa"/>
+            <w:shd w:val="clear" w:color="auto" w:fill="FBFCFD"/>
+            <w:tcMar>
+              <w:top w:w="120" w:type="dxa"/>
+              <w:left w:w="160" w:type="dxa"/>
+              <w:bottom w:w="120" w:type="dxa"/>
+              <w:right w:w="160" w:type="dxa"/>
+            </w:tcMar>
+          </w:tcPr>
+          <w:p>
+            <w:r>
+              <w:rPr>
+                <w:b/>
+                <w:color w:val="203040"/>
+                <w:sz w:val="21"/>
+              </w:rPr>
+              <w:lastRenderedPageBreak/>
+              <w:t>Descrição da atividade</w:t>
+            </w:r>
+            <w:r>
+              <w:rPr>
+                <w:b/>
+                <w:color w:val="203040"/>
+                <w:sz w:val="21"/>
+              </w:rPr>
+              <w:br/>
+            </w:r>
+            <w:r>
+              <w:t>Nesta atividade, foi realizada a criação e atualização do perfil profissional no LinkedIn, incluindo informações como foto, seção “Sobre”, formação acadêmica, experiências e certificados. Também foi criado ou atualizado um perfil no GitHub com a publicação de pelo menos um projeto contendo README. Além disso, foi elaborado e atualizado o currículo profissional, incluindo os links do LinkedIn e GitHub para fortalecer a apresentação profissional.</w:t>
+            </w:r>
+          </w:p>
+        </w:tc>
+      </w:tr>
+      <w:tr>
+        <w:trPr>
+          <w:jc w:val="center"/>
+        </w:trPr>
+        <w:tc>
+          <w:tcPr>
+            <w:tcW w:w="9298" w:type="dxa"/>
+            <w:shd w:val="clear" w:color="auto" w:fill="FFFFFF"/>
+            <w:tcMar>
+              <w:top w:w="120" w:type="dxa"/>
+              <w:left w:w="160" w:type="dxa"/>
+              <w:bottom w:w="120" w:type="dxa"/>
+              <w:right w:w="160" w:type="dxa"/>
+            </w:tcMar>
+          </w:tcPr>
+          <w:p>
+            <w:r>
+              <w:rPr>
+                <w:b/>
+                <w:color w:val="203040"/>
+                <w:sz w:val="21"/>
+              </w:rPr>
+              <w:t>Evidência</w:t>
+            </w:r>
+            <w:r>
+              <w:rPr>
+                <w:b/>
+                <w:color w:val="203040"/>
+                <w:sz w:val="21"/>
+              </w:rPr>
+              <w:br/>
+            </w:r>
+            <w:r>
+              <w:rPr>
+                <w:i/>
+                <w:color w:val="6B7280"/>
+                <w:sz w:val="20"/>
+              </w:rPr>
+              <w:object w:dxaOrig="1520" w:dyaOrig="987" w14:anchorId="30CC0FC6">
+                <v:shape id="_x0000_i1028" type="#_x0000_t75" style="width:78pt;height:48pt" o:ole="">
+                  <v:imagedata r:id="rId12" o:title=""/>
+                </v:shape>
+                <o:OLEObject Type="Embed" ProgID="Package" ShapeID="_x0000_i1028" DrawAspect="Icon" ObjectID="_1840977902" r:id="rId13"/>
+              </w:object>
+            </w:r>
+          </w:p>
+        </w:tc>
+      </w:tr>
+      <w:tr>
+        <w:trPr>
+          <w:jc w:val="center"/>
+        </w:trPr>
+        <w:tc>
+          <w:tcPr>
+            <w:tcW w:w="9298" w:type="dxa"/>
+            <w:shd w:val="clear" w:color="auto" w:fill="FBFCFD"/>
+            <w:tcMar>
+              <w:top w:w="120" w:type="dxa"/>
+              <w:left w:w="160" w:type="dxa"/>
+              <w:bottom w:w="120" w:type="dxa"/>
+              <w:right w:w="160" w:type="dxa"/>
+            </w:tcMar>
+          </w:tcPr>
+          <w:p>
+            <w:r>
+              <w:rPr>
+                <w:b/>
+                <w:color w:val="203040"/>
+                <w:sz w:val="21"/>
+              </w:rPr>
+              <w:t>Reflexão</w:t>
+            </w:r>
+            <w:r>
+              <w:rPr>
+                <w:b/>
+                <w:color w:val="203040"/>
+                <w:sz w:val="21"/>
+              </w:rPr>
+              <w:br/>
+            </w:r>
+            <w:r>
+              <w:t>Essa atividade foi importante porque me ajudou a construir uma presença profissional mais organizada no ambiente digital. Percebi que plataformas como LinkedIn e GitHub são muito relevantes para estudantes e profissionais da área de tecnologia, funcionando como uma vitrine das habilidades, projetos e experiências desenvolvidas.</w:t>
+            </w:r>
+          </w:p>
+          <w:p>
+            <w:r>
+              <w:t>Durante a atividade, aprendi a importância de apresentar informações de forma clara e profissional, tanto no currículo quanto nos perfis online. Também entendi que o GitHub não serve apenas para armazenar códigos, mas também para demonstrar conhecimento técnico, organização e participação em projetos.</w:t>
+            </w:r>
+          </w:p>
+          <w:p>
+            <w:r>
+              <w:t>A atividade contribuiu para minha formação ao incentivar a construção da minha identidade profissional desde o início da graduação. Além disso, ajudou a desenvolver uma visão mais estratégica sobre networking, apresentação profissional e construção de portfólio na área de TI.</w:t>
+            </w:r>
+          </w:p>
+          <w:p>
+            <w:r>
+              <w:t>Também percebi que o mercado valoriza profissionais que possuem iniciativa para criar projetos, manter um perfil atualizado e demonstrar suas habilidades de forma prática. Isso me motivou a continuar desenvolvendo projetos pessoais e aprimorando minha presença profissional online.</w:t>
+            </w:r>
+          </w:p>
+        </w:tc>
+      </w:tr>
+      <w:tr>
+        <w:trPr>
+          <w:jc w:val="center"/>
+        </w:trPr>
+        <w:tc>
+          <w:tcPr>
+            <w:tcW w:w="9298" w:type="dxa"/>
+            <w:shd w:val="clear" w:color="auto" w:fill="FFFFFF"/>
+            <w:tcMar>
+              <w:top w:w="120" w:type="dxa"/>
+              <w:left w:w="160" w:type="dxa"/>
+              <w:bottom w:w="120" w:type="dxa"/>
+              <w:right w:w="160" w:type="dxa"/>
+            </w:tcMar>
+          </w:tcPr>
+          <w:p>
+            <w:r>
+              <w:rPr>
+                <w:b/>
+                <w:color w:val="203040"/>
+                <w:sz w:val="21"/>
+              </w:rPr>
+              <w:t>Observações opcionais</w:t>
+            </w:r>
+            <w:r>
+              <w:rPr>
+                <w:b/>
+                <w:color w:val="203040"/>
+                <w:sz w:val="21"/>
+              </w:rPr>
+              <w:br/>
+            </w:r>
+            <w:proofErr w:type="gramStart"/>
+            <w:r>
+              <w:rPr>
+                <w:i/>
+                <w:color w:val="6B7280"/>
+                <w:sz w:val="20"/>
+              </w:rPr>
+              <w:t>[Use</w:t>
+            </w:r>
+            <w:proofErr w:type="gramEnd"/>
+            <w:r>
+              <w:rPr>
+                <w:i/>
+                <w:color w:val="6B7280"/>
+                <w:sz w:val="20"/>
+              </w:rPr>
+              <w:t xml:space="preserve"> este espaço se quiser registrar dificuldades, resultados ou desdobramentos.]</w:t>
+            </w:r>
+          </w:p>
+        </w:tc>
+      </w:tr>
+    </w:tbl>
+    <w:p/>
+    <w:p>
+      <w:pPr>
+        <w:spacing w:before="80" w:after="120"/>
+      </w:pPr>
+      <w:r>
+        <w:rPr>
+          <w:b/>
+          <w:color w:val="1F4E79"/>
+          <w:sz w:val="24"/>
+        </w:rPr>
+        <w:t xml:space="preserve">Atividade </w:t>
+      </w:r>
+      <w:r>
+        <w:rPr>
+          <w:b/>
+          <w:color w:val="1F4E79"/>
+          <w:sz w:val="24"/>
+        </w:rPr>
+        <w:t>4</w:t>
+      </w:r>
+    </w:p>
+    <w:tbl>
+      <w:tblPr>
+        <w:tblW w:w="0" w:type="auto"/>
+        <w:jc w:val="center"/>
+        <w:tblBorders>
+          <w:top w:val="single" w:sz="8" w:space="0" w:color="C9D7E5"/>
+          <w:left w:val="single" w:sz="8" w:space="0" w:color="C9D7E5"/>
+          <w:bottom w:val="single" w:sz="8" w:space="0" w:color="C9D7E5"/>
+          <w:right w:val="single" w:sz="8" w:space="0" w:color="C9D7E5"/>
+          <w:insideH w:val="single" w:sz="8" w:space="0" w:color="C9D7E5"/>
+          <w:insideV w:val="single" w:sz="8" w:space="0" w:color="C9D7E5"/>
+        </w:tblBorders>
+        <w:tblLayout w:type="fixed"/>
+        <w:tblLook w:val="04A0" w:firstRow="1" w:lastRow="0" w:firstColumn="1" w:lastColumn="0" w:noHBand="0" w:noVBand="1"/>
+      </w:tblPr>
+      <w:tblGrid>
+        <w:gridCol w:w="9298"/>
+      </w:tblGrid>
+      <w:tr>
+        <w:trPr>
+          <w:jc w:val="center"/>
+        </w:trPr>
+        <w:tc>
+          <w:tcPr>
+            <w:tcW w:w="9298" w:type="dxa"/>
+            <w:shd w:val="clear" w:color="auto" w:fill="FBFCFD"/>
+            <w:tcMar>
+              <w:top w:w="120" w:type="dxa"/>
+              <w:left w:w="160" w:type="dxa"/>
+              <w:bottom w:w="120" w:type="dxa"/>
+              <w:right w:w="160" w:type="dxa"/>
+            </w:tcMar>
+          </w:tcPr>
+          <w:p>
+            <w:r>
+              <w:rPr>
+                <w:b/>
+                <w:color w:val="203040"/>
+                <w:sz w:val="21"/>
+              </w:rPr>
+              <w:t>Título da atividade</w:t>
+            </w:r>
+            <w:r>
+              <w:rPr>
+                <w:b/>
+                <w:color w:val="203040"/>
+                <w:sz w:val="21"/>
+              </w:rPr>
+              <w:br/>
+            </w:r>
             <w:proofErr w:type="gramStart"/>
             <w:r>
               <w:rPr>
@@ -1447,6 +2487,7 @@
                 <w:color w:val="6B7280"/>
                 <w:sz w:val="20"/>
               </w:rPr>
+              <w:lastRenderedPageBreak/>
               <w:t>[Escreva</w:t>
             </w:r>
             <w:proofErr w:type="gramEnd"/>
@@ -1675,415 +2716,21 @@
         </w:tc>
       </w:tr>
     </w:tbl>
-    <w:p/>
     <w:p>
       <w:pPr>
-        <w:spacing w:before="80" w:after="120"/>
+        <w:pStyle w:val="Heading1Custom"/>
+        <w:pBdr>
+          <w:bottom w:val="single" w:sz="12" w:space="6" w:color="1F4E79"/>
+        </w:pBdr>
       </w:pPr>
-      <w:r>
-        <w:rPr>
-          <w:b/>
-          <w:color w:val="1F4E79"/>
-          <w:sz w:val="24"/>
-        </w:rPr>
-        <w:t>Atividade 2</w:t>
-      </w:r>
     </w:p>
-    <w:tbl>
-      <w:tblPr>
-        <w:tblW w:w="0" w:type="auto"/>
-        <w:jc w:val="center"/>
-        <w:tblBorders>
-          <w:top w:val="single" w:sz="8" w:space="0" w:color="C9D7E5"/>
-          <w:left w:val="single" w:sz="8" w:space="0" w:color="C9D7E5"/>
-          <w:bottom w:val="single" w:sz="8" w:space="0" w:color="C9D7E5"/>
-          <w:right w:val="single" w:sz="8" w:space="0" w:color="C9D7E5"/>
-          <w:insideH w:val="single" w:sz="8" w:space="0" w:color="C9D7E5"/>
-          <w:insideV w:val="single" w:sz="8" w:space="0" w:color="C9D7E5"/>
-        </w:tblBorders>
-        <w:tblLayout w:type="fixed"/>
-        <w:tblLook w:val="04A0" w:firstRow="1" w:lastRow="0" w:firstColumn="1" w:lastColumn="0" w:noHBand="0" w:noVBand="1"/>
-      </w:tblPr>
-      <w:tblGrid>
-        <w:gridCol w:w="9298"/>
-      </w:tblGrid>
-      <w:tr>
-        <w:trPr>
-          <w:jc w:val="center"/>
-        </w:trPr>
-        <w:tc>
-          <w:tcPr>
-            <w:tcW w:w="9298" w:type="dxa"/>
-            <w:shd w:val="clear" w:color="auto" w:fill="FBFCFD"/>
-            <w:tcMar>
-              <w:top w:w="120" w:type="dxa"/>
-              <w:left w:w="160" w:type="dxa"/>
-              <w:bottom w:w="120" w:type="dxa"/>
-              <w:right w:w="160" w:type="dxa"/>
-            </w:tcMar>
-          </w:tcPr>
-          <w:p>
-            <w:r>
-              <w:rPr>
-                <w:b/>
-                <w:color w:val="203040"/>
-                <w:sz w:val="21"/>
-              </w:rPr>
-              <w:t>Título da atividade</w:t>
-            </w:r>
-            <w:r>
-              <w:rPr>
-                <w:b/>
-                <w:color w:val="203040"/>
-                <w:sz w:val="21"/>
-              </w:rPr>
-              <w:br/>
-            </w:r>
-            <w:proofErr w:type="gramStart"/>
-            <w:r>
-              <w:rPr>
-                <w:i/>
-                <w:color w:val="6B7280"/>
-                <w:sz w:val="20"/>
-              </w:rPr>
-              <w:t>[Escreva</w:t>
-            </w:r>
-            <w:proofErr w:type="gramEnd"/>
-            <w:r>
-              <w:rPr>
-                <w:i/>
-                <w:color w:val="6B7280"/>
-                <w:sz w:val="20"/>
-              </w:rPr>
-              <w:t xml:space="preserve"> aqui.]</w:t>
-            </w:r>
-          </w:p>
-        </w:tc>
-      </w:tr>
-      <w:tr>
-        <w:trPr>
-          <w:jc w:val="center"/>
-        </w:trPr>
-        <w:tc>
-          <w:tcPr>
-            <w:tcW w:w="9298" w:type="dxa"/>
-            <w:shd w:val="clear" w:color="auto" w:fill="FFFFFF"/>
-            <w:tcMar>
-              <w:top w:w="120" w:type="dxa"/>
-              <w:left w:w="160" w:type="dxa"/>
-              <w:bottom w:w="120" w:type="dxa"/>
-              <w:right w:w="160" w:type="dxa"/>
-            </w:tcMar>
-          </w:tcPr>
-          <w:p>
-            <w:r>
-              <w:rPr>
-                <w:b/>
-                <w:color w:val="203040"/>
-                <w:sz w:val="21"/>
-              </w:rPr>
-              <w:t>Data</w:t>
-            </w:r>
-            <w:r>
-              <w:rPr>
-                <w:b/>
-                <w:color w:val="203040"/>
-                <w:sz w:val="21"/>
-              </w:rPr>
-              <w:br/>
-            </w:r>
-            <w:proofErr w:type="gramStart"/>
-            <w:r>
-              <w:rPr>
-                <w:i/>
-                <w:color w:val="6B7280"/>
-                <w:sz w:val="20"/>
-              </w:rPr>
-              <w:t>[Escreva</w:t>
-            </w:r>
-            <w:proofErr w:type="gramEnd"/>
-            <w:r>
-              <w:rPr>
-                <w:i/>
-                <w:color w:val="6B7280"/>
-                <w:sz w:val="20"/>
-              </w:rPr>
-              <w:t xml:space="preserve"> aqui.]</w:t>
-            </w:r>
-          </w:p>
-        </w:tc>
-      </w:tr>
-      <w:tr>
-        <w:trPr>
-          <w:jc w:val="center"/>
-        </w:trPr>
-        <w:tc>
-          <w:tcPr>
-            <w:tcW w:w="9298" w:type="dxa"/>
-            <w:shd w:val="clear" w:color="auto" w:fill="FBFCFD"/>
-            <w:tcMar>
-              <w:top w:w="120" w:type="dxa"/>
-              <w:left w:w="160" w:type="dxa"/>
-              <w:bottom w:w="120" w:type="dxa"/>
-              <w:right w:w="160" w:type="dxa"/>
-            </w:tcMar>
-          </w:tcPr>
-          <w:p>
-            <w:r>
-              <w:rPr>
-                <w:b/>
-                <w:color w:val="203040"/>
-                <w:sz w:val="21"/>
-              </w:rPr>
-              <w:t>Descrição da atividade</w:t>
-            </w:r>
-            <w:r>
-              <w:rPr>
-                <w:b/>
-                <w:color w:val="203040"/>
-                <w:sz w:val="21"/>
-              </w:rPr>
-              <w:br/>
-            </w:r>
-            <w:proofErr w:type="gramStart"/>
-            <w:r>
-              <w:rPr>
-                <w:i/>
-                <w:color w:val="6B7280"/>
-                <w:sz w:val="20"/>
-              </w:rPr>
-              <w:t>[Descreva</w:t>
-            </w:r>
-            <w:proofErr w:type="gramEnd"/>
-            <w:r>
-              <w:rPr>
-                <w:i/>
-                <w:color w:val="6B7280"/>
-                <w:sz w:val="20"/>
-              </w:rPr>
-              <w:t xml:space="preserve"> brevemente o que foi feito, a proposta e como a atividade aconteceu.]</w:t>
-            </w:r>
-          </w:p>
-        </w:tc>
-      </w:tr>
-      <w:tr>
-        <w:trPr>
-          <w:jc w:val="center"/>
-        </w:trPr>
-        <w:tc>
-          <w:tcPr>
-            <w:tcW w:w="9298" w:type="dxa"/>
-            <w:shd w:val="clear" w:color="auto" w:fill="FFFFFF"/>
-            <w:tcMar>
-              <w:top w:w="120" w:type="dxa"/>
-              <w:left w:w="160" w:type="dxa"/>
-              <w:bottom w:w="120" w:type="dxa"/>
-              <w:right w:w="160" w:type="dxa"/>
-            </w:tcMar>
-          </w:tcPr>
-          <w:p>
-            <w:r>
-              <w:rPr>
-                <w:b/>
-                <w:color w:val="203040"/>
-                <w:sz w:val="21"/>
-              </w:rPr>
-              <w:t>Evidência</w:t>
-            </w:r>
-            <w:r>
-              <w:rPr>
-                <w:b/>
-                <w:color w:val="203040"/>
-                <w:sz w:val="21"/>
-              </w:rPr>
-              <w:br/>
-            </w:r>
-            <w:proofErr w:type="gramStart"/>
-            <w:r>
-              <w:rPr>
-                <w:i/>
-                <w:color w:val="6B7280"/>
-                <w:sz w:val="20"/>
-              </w:rPr>
-              <w:t>[Insira</w:t>
-            </w:r>
-            <w:proofErr w:type="gramEnd"/>
-            <w:r>
-              <w:rPr>
-                <w:i/>
-                <w:color w:val="6B7280"/>
-                <w:sz w:val="20"/>
-              </w:rPr>
-              <w:t xml:space="preserve"> aqui imagem, foto, print, link ou descrição do material anexado.]</w:t>
-            </w:r>
-          </w:p>
-        </w:tc>
-      </w:tr>
-      <w:tr>
-        <w:trPr>
-          <w:jc w:val="center"/>
-        </w:trPr>
-        <w:tc>
-          <w:tcPr>
-            <w:tcW w:w="9298" w:type="dxa"/>
-            <w:shd w:val="clear" w:color="auto" w:fill="FBFCFD"/>
-            <w:tcMar>
-              <w:top w:w="120" w:type="dxa"/>
-              <w:left w:w="160" w:type="dxa"/>
-              <w:bottom w:w="120" w:type="dxa"/>
-              <w:right w:w="160" w:type="dxa"/>
-            </w:tcMar>
-          </w:tcPr>
-          <w:p>
-            <w:r>
-              <w:rPr>
-                <w:b/>
-                <w:color w:val="203040"/>
-                <w:sz w:val="21"/>
-              </w:rPr>
-              <w:t>Reflexão</w:t>
-            </w:r>
-            <w:r>
-              <w:rPr>
-                <w:b/>
-                <w:color w:val="203040"/>
-                <w:sz w:val="21"/>
-              </w:rPr>
-              <w:br/>
-            </w:r>
-            <w:proofErr w:type="gramStart"/>
-            <w:r>
-              <w:rPr>
-                <w:i/>
-                <w:color w:val="6B7280"/>
-                <w:sz w:val="20"/>
-              </w:rPr>
-              <w:t>[Desenvolva</w:t>
-            </w:r>
-            <w:proofErr w:type="gramEnd"/>
-            <w:r>
-              <w:rPr>
-                <w:i/>
-                <w:color w:val="6B7280"/>
-                <w:sz w:val="20"/>
-              </w:rPr>
-              <w:t xml:space="preserve"> sua reflexão seguindo o roteiro fixo da seção 3.2.]</w:t>
-            </w:r>
-          </w:p>
-        </w:tc>
-      </w:tr>
-      <w:tr>
-        <w:trPr>
-          <w:jc w:val="center"/>
-        </w:trPr>
-        <w:tc>
-          <w:tcPr>
-            <w:tcW w:w="9298" w:type="dxa"/>
-            <w:shd w:val="clear" w:color="auto" w:fill="FFFFFF"/>
-            <w:tcMar>
-              <w:top w:w="120" w:type="dxa"/>
-              <w:left w:w="160" w:type="dxa"/>
-              <w:bottom w:w="120" w:type="dxa"/>
-              <w:right w:w="160" w:type="dxa"/>
-            </w:tcMar>
-          </w:tcPr>
-          <w:p>
-            <w:r>
-              <w:rPr>
-                <w:b/>
-                <w:color w:val="203040"/>
-                <w:sz w:val="21"/>
-              </w:rPr>
-              <w:t>Observações opcionais</w:t>
-            </w:r>
-            <w:r>
-              <w:rPr>
-                <w:b/>
-                <w:color w:val="203040"/>
-                <w:sz w:val="21"/>
-              </w:rPr>
-              <w:br/>
-            </w:r>
-            <w:proofErr w:type="gramStart"/>
-            <w:r>
-              <w:rPr>
-                <w:i/>
-                <w:color w:val="6B7280"/>
-                <w:sz w:val="20"/>
-              </w:rPr>
-              <w:t>[Use</w:t>
-            </w:r>
-            <w:proofErr w:type="gramEnd"/>
-            <w:r>
-              <w:rPr>
-                <w:i/>
-                <w:color w:val="6B7280"/>
-                <w:sz w:val="20"/>
-              </w:rPr>
-              <w:t xml:space="preserve"> este espaço se quiser registrar dificuldades, resultados ou desdobramentos.]</w:t>
-            </w:r>
-          </w:p>
-        </w:tc>
-      </w:tr>
-    </w:tbl>
-    <w:p/>
-    <w:tbl>
-      <w:tblPr>
-        <w:tblW w:w="0" w:type="auto"/>
-        <w:jc w:val="center"/>
-        <w:tblBorders>
-          <w:top w:val="single" w:sz="8" w:space="0" w:color="D7C1E8"/>
-          <w:left w:val="single" w:sz="8" w:space="0" w:color="D7C1E8"/>
-          <w:bottom w:val="single" w:sz="8" w:space="0" w:color="D7C1E8"/>
-          <w:right w:val="single" w:sz="8" w:space="0" w:color="D7C1E8"/>
-          <w:insideH w:val="single" w:sz="8" w:space="0" w:color="D7C1E8"/>
-          <w:insideV w:val="single" w:sz="8" w:space="0" w:color="D7C1E8"/>
-        </w:tblBorders>
-        <w:tblLayout w:type="fixed"/>
-        <w:tblLook w:val="04A0" w:firstRow="1" w:lastRow="0" w:firstColumn="1" w:lastColumn="0" w:noHBand="0" w:noVBand="1"/>
-      </w:tblPr>
-      <w:tblGrid>
-        <w:gridCol w:w="9298"/>
-      </w:tblGrid>
-      <w:tr>
-        <w:trPr>
-          <w:jc w:val="center"/>
-        </w:trPr>
-        <w:tc>
-          <w:tcPr>
-            <w:tcW w:w="9298" w:type="dxa"/>
-            <w:shd w:val="clear" w:color="auto" w:fill="FBF6FE"/>
-            <w:tcMar>
-              <w:top w:w="120" w:type="dxa"/>
-              <w:left w:w="180" w:type="dxa"/>
-              <w:bottom w:w="120" w:type="dxa"/>
-              <w:right w:w="180" w:type="dxa"/>
-            </w:tcMar>
-          </w:tcPr>
-          <w:p>
-            <w:r>
-              <w:rPr>
-                <w:b/>
-                <w:color w:val="6B46C1"/>
-                <w:sz w:val="21"/>
-              </w:rPr>
-              <w:t xml:space="preserve">Dica prática: </w:t>
-            </w:r>
-            <w:r>
-              <w:rPr>
-                <w:color w:val="44337A"/>
-                <w:sz w:val="21"/>
-              </w:rPr>
-              <w:t>deixe este bloco como modelo e duplique-o para cada nova atividade. Isso ajuda a manter o documento padronizado do início ao fim.</w:t>
-            </w:r>
-          </w:p>
-        </w:tc>
-      </w:tr>
-    </w:tbl>
     <w:p>
-      <w:r>
-        <w:br w:type="page"/>
-      </w:r>
+      <w:pPr>
+        <w:pStyle w:val="Heading1Custom"/>
+        <w:pBdr>
+          <w:bottom w:val="single" w:sz="12" w:space="6" w:color="1F4E79"/>
+        </w:pBdr>
+      </w:pPr>
     </w:p>
     <w:p>
       <w:pPr>
@@ -2093,7 +2740,6 @@
         </w:pBdr>
       </w:pPr>
       <w:r>
-        <w:lastRenderedPageBreak/>
         <w:t>4. Conclusão final</w:t>
       </w:r>
     </w:p>
@@ -2181,7 +2827,10 @@
         <w:spacing w:after="160"/>
       </w:pPr>
       <w:r>
-        <w:t>O exemplo abaixo mostra o nível de detalhamento esperado. Use-o apenas como referência de estrutura e profundidade.</w:t>
+        <w:t>O</w:t>
+      </w:r>
+      <w:r>
+        <w:t xml:space="preserve"> exemplo abaixo mostra o nível de detalhamento esperado. Use-o apenas como referência de estrutura e profundidade.</w:t>
       </w:r>
     </w:p>
     <w:tbl>
@@ -2376,6 +3025,9 @@
               <w:br/>
             </w:r>
             <w:r>
+              <w:rPr>
+                <w:noProof/>
+              </w:rPr>
               <w:drawing>
                 <wp:inline distT="0" distB="0" distL="0" distR="0" wp14:anchorId="5F2F5917" wp14:editId="3679A970">
                   <wp:extent cx="5701030" cy="3996690"/>
@@ -2392,7 +3044,7 @@
                           <pic:cNvPicPr/>
                         </pic:nvPicPr>
                         <pic:blipFill>
-                          <a:blip r:embed="rId8"/>
+                          <a:blip r:embed="rId14"/>
                           <a:stretch>
                             <a:fillRect/>
                           </a:stretch>
@@ -2415,6 +3067,9 @@
           </w:p>
           <w:p>
             <w:r>
+              <w:rPr>
+                <w:noProof/>
+              </w:rPr>
               <w:lastRenderedPageBreak/>
               <w:drawing>
                 <wp:inline distT="0" distB="0" distL="0" distR="0" wp14:anchorId="59B0A922" wp14:editId="695562F4">
@@ -2432,7 +3087,7 @@
                           <pic:cNvPicPr/>
                         </pic:nvPicPr>
                         <pic:blipFill>
-                          <a:blip r:embed="rId9"/>
+                          <a:blip r:embed="rId15"/>
                           <a:stretch>
                             <a:fillRect/>
                           </a:stretch>
@@ -2455,6 +3110,9 @@
           </w:p>
           <w:p>
             <w:r>
+              <w:rPr>
+                <w:noProof/>
+              </w:rPr>
               <w:drawing>
                 <wp:inline distT="0" distB="0" distL="0" distR="0" wp14:anchorId="2F1D77A0" wp14:editId="1882F065">
                   <wp:extent cx="5701030" cy="3990975"/>
@@ -2471,7 +3129,7 @@
                           <pic:cNvPicPr/>
                         </pic:nvPicPr>
                         <pic:blipFill>
-                          <a:blip r:embed="rId10"/>
+                          <a:blip r:embed="rId16"/>
                           <a:stretch>
                             <a:fillRect/>
                           </a:stretch>
@@ -2574,7 +3232,7 @@
       </w:r>
     </w:p>
     <w:sectPr>
-      <w:footerReference w:type="default" r:id="rId11"/>
+      <w:footerReference w:type="default" r:id="rId17"/>
       <w:pgSz w:w="11906" w:h="16838"/>
       <w:pgMar w:top="1247" w:right="1304" w:bottom="1134" w:left="1304" w:header="720" w:footer="720" w:gutter="0"/>
       <w:cols w:space="720"/>
@@ -3477,7 +4135,6 @@
   <w:style w:type="character" w:default="1" w:styleId="Fontepargpadro">
     <w:name w:val="Default Paragraph Font"/>
     <w:uiPriority w:val="1"/>
-    <w:semiHidden/>
     <w:unhideWhenUsed/>
   </w:style>
   <w:style w:type="table" w:default="1" w:styleId="Tabelanormal">
@@ -14303,6 +14960,19 @@
     <w:rPr>
       <w:color w:val="203040"/>
       <w:sz w:val="21"/>
+    </w:rPr>
+  </w:style>
+  <w:style w:type="paragraph" w:styleId="NormalWeb">
+    <w:name w:val="Normal (Web)"/>
+    <w:basedOn w:val="Normal"/>
+    <w:uiPriority w:val="99"/>
+    <w:semiHidden/>
+    <w:unhideWhenUsed/>
+    <w:rsid w:val="009F781D"/>
+    <w:rPr>
+      <w:rFonts w:ascii="Times New Roman" w:hAnsi="Times New Roman" w:cs="Times New Roman"/>
+      <w:sz w:val="24"/>
+      <w:szCs w:val="24"/>
     </w:rPr>
   </w:style>
 </w:styles>
